--- a/src/content/bios/Hammarskjöld-D 2025.docx
+++ b/src/content/bios/Hammarskjöld-D 2025.docx
@@ -2955,7 +2955,7 @@
         <w:t>Hammarskjöld</w:t>
       </w:r>
       <w:r>
-        <w:t xml:space="preserve"> Was Killed by Mercenaries ‘ in </w:t>
+        <w:t xml:space="preserve"> Was Killed by Mercenaries’ in </w:t>
       </w:r>
       <w:r>
         <w:rPr>
